--- a/docs/KUbeats-User-Guide.docx
+++ b/docs/KUbeats-User-Guide.docx
@@ -3027,7 +3027,7 @@
           <w:sz w:val="21"/>
           <w:szCs w:val="21"/>
         </w:rPr>
-        <w:t xml:space="preserve">Every visit needs a photo. There is no way to save without one; this is the proof the whole system rests on.</w:t>
+        <w:t xml:space="preserve">Every visit needs a photo. There is no way to save without one; this is the record the whole system rests on.</w:t>
       </w:r>
     </w:p>
     <w:p>
@@ -5025,7 +5025,7 @@
           <w:sz w:val="26"/>
           <w:szCs w:val="26"/>
         </w:rPr>
-        <w:t xml:space="preserve">3.3  Review — every visit, with its proof</w:t>
+        <w:t xml:space="preserve">3.3  Review — every visit, with its photo</w:t>
       </w:r>
     </w:p>
     <w:p>
@@ -5127,7 +5127,7 @@
           <w:sz w:val="17"/>
           <w:szCs w:val="17"/>
         </w:rPr>
-        <w:t xml:space="preserve">The Review list. The Proof column shows each visit's photograph; the arrow opens the full record.</w:t>
+        <w:t xml:space="preserve">The Review list. The Photo column shows each visit's photograph; the arrow opens the full record.</w:t>
       </w:r>
     </w:p>
     <w:p>
@@ -6212,7 +6212,20 @@
           <w:sz w:val="21"/>
           <w:szCs w:val="21"/>
         </w:rPr>
-        <w:t xml:space="preserve">The list reps choose from when planning a visit. Add one with the box at the bottom; remove one with the bin icon. Changing this list changes what every rep sees.</w:t>
+        <w:t xml:space="preserve">The list reps choose from when planning a visit. Add one with the box at the bottom — say what it counts as, and for a session or a campus visit whether it SETS one for later or COMPLETES one held today. Changing this list changes what every rep sees.</w:t>
+      </w:r>
+    </w:p>
+    <w:p>
+      <w:pPr>
+        <w:spacing w:after="120"/>
+      </w:pPr>
+      <w:r>
+        <w:rPr>
+          <w:color w:val="1F2937"/>
+          <w:sz w:val="21"/>
+          <w:szCs w:val="21"/>
+        </w:rPr>
+        <w:t xml:space="preserve">There is no delete. Retire a purpose you no longer want and it stops being offered, while every visit already planned under it stays readable; Restore brings it back. Deleting one would quietly stop a weekly number being earned, with nothing on screen to say so.</w:t>
       </w:r>
     </w:p>
     <w:p>
